--- a/report/inception-report-2.docx
+++ b/report/inception-report-2.docx
@@ -3297,7 +3297,7 @@
                 <w:b/>
                 <w:sz w:val="20"/>
               </w:rPr>
-              <w:t>Financiers</w:t>
+              <w:t>Financial Institutions</w:t>
             </w:r>
             <w:r>
               <w:rPr>
@@ -3316,7 +3316,7 @@
               <w:rPr>
                 <w:sz w:val="20"/>
               </w:rPr>
-              <w:t>Uganda Development Bank (UDB), EADB, commercial banks</w:t>
+              <w:t>Uganda Development Bank (UDB), Uganda Development Corporation (UDC), East African Development Bank (EADB), commercial banks</w:t>
             </w:r>
           </w:p>
         </w:tc>
@@ -3600,7 +3600,7 @@
                 <w:color w:val="FFFFFF"/>
                 <w:sz w:val="20"/>
               </w:rPr>
-              <w:t>Proposed Weight</w:t>
+              <w:t>Weight</w:t>
             </w:r>
           </w:p>
         </w:tc>
@@ -4191,7 +4191,7 @@
         <w:spacing w:after="80"/>
       </w:pPr>
       <w:r>
-        <w:t>The prioritization framework operationalizes the core analytical principle of this study, as stated by Jerome Nuwabaasa:</w:t>
+        <w:t>The prioritization framework operationalizes the core analytical principle of this study:</w:t>
       </w:r>
     </w:p>
     <w:p/>
